--- a/test-contracts/redlined/Contoso-Cloud-Service-Agreement-redlined.docx
+++ b/test-contracts/redlined/Contoso-Cloud-Service-Agreement-redlined.docx
@@ -5674,7 +5674,7 @@
               </w:rPr>
               <w:t xml:space="preserve">The laws of </w:t>
             </w:r>
-            <w:del w:id="1001" w:author="Contoso Procurement" w:date="2026-10-17T01:47:38Z">
+            <w:del w:id="1001" w:author="Contoso Procurement" w:date="2026-10-17T10:08:57Z">
               <w:r>
                 <w:rPr>
                   <w:rFonts w:ascii="Arial" w:eastAsia="Arial" w:hAnsi="Arial" w:cs="Arial"/>
@@ -5686,7 +5686,7 @@
                 <w:delText>[fill in state, province, and/or country]</w:delText>
               </w:r>
             </w:del>
-            <w:ins w:id="1000" w:author="Contoso Procurement" w:date="2026-10-17T01:47:38Z">
+            <w:ins w:id="1000" w:author="Contoso Procurement" w:date="2026-10-17T10:08:57Z">
               <w:r>
                 <w:rPr>
                   <w:rFonts w:ascii="Arial" w:eastAsia="Arial" w:hAnsi="Arial" w:cs="Arial"/>
@@ -13267,7 +13267,7 @@
         </w:rPr>
         <w:t xml:space="preserve">.  Unless the Order Form specifies a different currency, all Fees are in U.S. Dollars and are </w:t>
       </w:r>
-      <w:del w:id="1003" w:author="Contoso Procurement" w:date="2026-10-17T01:47:38Z">
+      <w:del w:id="1003" w:author="Contoso Procurement" w:date="2026-10-17T10:08:57Z">
         <w:r>
           <w:rPr>
             <w:rFonts w:ascii="Arial" w:eastAsia="Arial" w:hAnsi="Arial" w:cs="Arial"/>
@@ -13277,7 +13277,7 @@
           <w:delText xml:space="preserve">exclusive </w:delText>
         </w:r>
       </w:del>
-      <w:ins w:id="1002" w:author="Contoso Procurement" w:date="2026-10-17T01:47:38Z">
+      <w:ins w:id="1002" w:author="Contoso Procurement" w:date="2026-10-17T10:08:57Z">
         <w:r>
           <w:rPr>
             <w:rFonts w:ascii="Arial" w:eastAsia="Arial" w:hAnsi="Arial" w:cs="Arial"/>
@@ -14297,7 +14297,6 @@
           <w:szCs w:val="16"/>
         </w:rPr>
       </w:pPr>
-      <w:commentRangeStart w:id="1"/>
       <w:r>
         <w:rPr>
           <w:rFonts w:ascii="Arial" w:eastAsia="Arial" w:hAnsi="Arial" w:cs="Arial"/>
@@ -14391,6 +14390,7 @@
           <w:szCs w:val="16"/>
         </w:rPr>
       </w:pPr>
+      <w:commentRangeStart w:id="1"/>
       <w:r>
         <w:rPr>
           <w:rFonts w:ascii="Arial" w:eastAsia="Arial" w:hAnsi="Arial" w:cs="Arial"/>
@@ -14417,7 +14417,7 @@
         </w:rPr>
         <w:t xml:space="preserve">) materially breaches the Framework Terms or an Order Form in a manner that cannot be cured; (ii) dissolves or stops conducting business without a successor; (iii) makes an assignment for the benefit of creditors; or (iv) becomes the debtor in insolvency, receivership, or bankruptcy proceedings that continue for more than 60 days. </w:t>
       </w:r>
-      <w:ins w:id="1004" w:author="Contoso Procurement" w:date="2026-10-17T01:47:38Z">
+      <w:ins w:id="1004" w:author="Contoso Procurement" w:date="2026-10-17T10:08:57Z">
         <w:r>
           <w:rPr>
             <w:rFonts w:ascii="Arial" w:eastAsia="Arial" w:hAnsi="Arial" w:cs="Arial"/>
@@ -15373,7 +15373,7 @@
         </w:rPr>
         <w:t xml:space="preserve"> </w:t>
       </w:r>
-      <w:del w:id="1006" w:author="Contoso Procurement" w:date="2026-10-17T01:47:38Z">
+      <w:del w:id="1006" w:author="Contoso Procurement" w:date="2026-10-17T10:08:57Z">
         <w:r>
           <w:rPr>
             <w:rFonts w:ascii="Arial" w:eastAsia="Arial" w:hAnsi="Arial" w:cs="Arial"/>
@@ -15385,7 +15385,7 @@
           <w:delText>Period</w:delText>
         </w:r>
       </w:del>
-      <w:del w:id="1007" w:author="Contoso Procurement" w:date="2026-10-17T01:47:38Z">
+      <w:del w:id="1007" w:author="Contoso Procurement" w:date="2026-10-17T10:08:57Z">
         <w:r>
           <w:rPr>
             <w:rFonts w:ascii="Arial" w:eastAsia="Arial" w:hAnsi="Arial" w:cs="Arial"/>
@@ -15395,7 +15395,7 @@
           <w:delText>.</w:delText>
         </w:r>
       </w:del>
-      <w:ins w:id="1005" w:author="Contoso Procurement" w:date="2026-10-17T01:47:38Z">
+      <w:ins w:id="1005" w:author="Contoso Procurement" w:date="2026-10-17T10:08:57Z">
         <w:r>
           <w:rPr>
             <w:rFonts w:ascii="Arial" w:eastAsia="Arial" w:hAnsi="Arial" w:cs="Arial"/>
@@ -18934,7 +18934,7 @@
         </w:rPr>
         <w:t xml:space="preserve">.  Neither party may assign any rights or obligations under this Agreement without the prior written consent of the other party. </w:t>
       </w:r>
-      <w:del w:id="1008" w:author="Contoso Procurement" w:date="2026-10-17T01:47:38Z">
+      <w:del w:id="1008" w:author="Contoso Procurement" w:date="2026-10-17T10:08:57Z">
         <w:r>
           <w:rPr>
             <w:rFonts w:ascii="Arial" w:eastAsia="Arial" w:hAnsi="Arial" w:cs="Arial"/>
@@ -21923,7 +21923,7 @@
 
 <file path=word/comments.xml><?xml version="1.0" encoding="utf-8"?>
 <w:comments xmlns:w="http://schemas.openxmlformats.org/wordprocessingml/2006/main" xmlns:w14="http://schemas.microsoft.com/office/word/2010/wordml">
-  <w:comment w:id="0" w:author="Contoso Procurement" w:date="2026-10-17T01:47:38Z" w:initials="CP">
+  <w:comment w:id="0" w:author="Contoso Procurement" w:date="2026-10-17T10:08:57Z" w:initials="CP">
     <w:p>
       <w:r>
         <w:annotationRef/>
@@ -21933,7 +21933,7 @@
       </w:r>
     </w:p>
   </w:comment>
-  <w:comment w:id="1" w:author="Contoso Procurement" w:date="2026-10-17T01:47:38Z" w:initials="CP">
+  <w:comment w:id="1" w:author="Contoso Procurement" w:date="2026-10-17T10:08:57Z" w:initials="CP">
     <w:p>
       <w:r>
         <w:annotationRef/>
@@ -21943,7 +21943,7 @@
       </w:r>
     </w:p>
   </w:comment>
-  <w:comment w:id="2" w:author="Contoso Procurement" w:date="2026-10-17T01:47:38Z" w:initials="CP">
+  <w:comment w:id="2" w:author="Contoso Procurement" w:date="2026-10-17T10:08:57Z" w:initials="CP">
     <w:p>
       <w:r>
         <w:annotationRef/>
@@ -21958,9 +21958,9 @@
 
 <file path=word/commentsExtended.xml><?xml version="1.0" encoding="utf-8"?>
 <w15:commentsEx xmlns:w15="http://schemas.microsoft.com/office/word/2012/wordml" xmlns:mc="http://schemas.openxmlformats.org/markup-compatibility/2006" mc:Ignorable="w15">
-  <w15:commentEx w15:paraId="7362CFCA" w15:done="0"/>
-  <w15:commentEx w15:paraId="640A5C86" w15:done="0"/>
-  <w15:commentEx w15:paraId="15658603" w15:done="0"/>
+  <w15:commentEx w15:paraId="610FD32B" w15:done="0"/>
+  <w15:commentEx w15:paraId="64E08CAB" w15:done="0"/>
+  <w15:commentEx w15:paraId="6F4ACAD4" w15:done="0"/>
 </w15:commentsEx>
 </file>
 
